--- a/WebPythonLab4.docx
+++ b/WebPythonLab4.docx
@@ -10659,10 +10659,10 @@
           <w:lang w:val="ru-RU"/>
         </w:rPr>
         <w:drawing>
-          <wp:inline distT="0" distB="0" distL="0" distR="0" wp14:anchorId="78097B95" wp14:editId="167DA1F9">
-            <wp:extent cx="5731510" cy="3178810"/>
-            <wp:effectExtent l="0" t="0" r="0" b="0"/>
-            <wp:docPr id="917984135" name="Picture 1" descr="A screenshot of a computer&#10;&#10;AI-generated content may be incorrect."/>
+          <wp:inline distT="0" distB="0" distL="0" distR="0" wp14:anchorId="23E1D677" wp14:editId="1DDB29F6">
+            <wp:extent cx="5731510" cy="3615690"/>
+            <wp:effectExtent l="0" t="0" r="0" b="3810"/>
+            <wp:docPr id="613635799" name="Picture 1" descr="A screenshot of a computer&#10;&#10;AI-generated content may be incorrect."/>
             <wp:cNvGraphicFramePr>
               <a:graphicFrameLocks xmlns:a="http://schemas.openxmlformats.org/drawingml/2006/main" noChangeAspect="1"/>
             </wp:cNvGraphicFramePr>
@@ -10670,7 +10670,7 @@
               <a:graphicData uri="http://schemas.openxmlformats.org/drawingml/2006/picture">
                 <pic:pic xmlns:pic="http://schemas.openxmlformats.org/drawingml/2006/picture">
                   <pic:nvPicPr>
-                    <pic:cNvPr id="917984135" name="Picture 1" descr="A screenshot of a computer&#10;&#10;AI-generated content may be incorrect."/>
+                    <pic:cNvPr id="613635799" name="Picture 1" descr="A screenshot of a computer&#10;&#10;AI-generated content may be incorrect."/>
                     <pic:cNvPicPr/>
                   </pic:nvPicPr>
                   <pic:blipFill>
@@ -10688,7 +10688,7 @@
                   <pic:spPr>
                     <a:xfrm>
                       <a:off x="0" y="0"/>
-                      <a:ext cx="5731510" cy="3178810"/>
+                      <a:ext cx="5731510" cy="3615690"/>
                     </a:xfrm>
                     <a:prstGeom prst="rect">
                       <a:avLst/>
@@ -10710,16 +10710,6 @@
           <w:lang w:val="ru-RU"/>
         </w:rPr>
       </w:pPr>
-    </w:p>
-    <w:p>
-      <w:pPr>
-        <w:rPr>
-          <w:rFonts w:ascii="Times New Roman" w:hAnsi="Times New Roman" w:cs="Times New Roman"/>
-          <w:sz w:val="28"/>
-          <w:szCs w:val="28"/>
-          <w:lang w:val="ru-RU"/>
-        </w:rPr>
-      </w:pPr>
       <w:proofErr w:type="spellStart"/>
       <w:r>
         <w:rPr>
@@ -10728,7 +10718,6 @@
           <w:szCs w:val="28"/>
           <w:lang w:val="ru-RU"/>
         </w:rPr>
-        <w:lastRenderedPageBreak/>
         <w:t>Сторінка</w:t>
       </w:r>
       <w:proofErr w:type="spellEnd"/>
@@ -10790,10 +10779,10 @@
           <w:lang w:val="ru-RU"/>
         </w:rPr>
         <w:drawing>
-          <wp:inline distT="0" distB="0" distL="0" distR="0" wp14:anchorId="408BBFF3" wp14:editId="1836C516">
-            <wp:extent cx="5731510" cy="5898515"/>
+          <wp:inline distT="0" distB="0" distL="0" distR="0" wp14:anchorId="05860ADE" wp14:editId="339608C5">
+            <wp:extent cx="5731510" cy="4053205"/>
             <wp:effectExtent l="0" t="0" r="0" b="0"/>
-            <wp:docPr id="1569316534" name="Picture 2" descr="A screenshot of a computer&#10;&#10;AI-generated content may be incorrect."/>
+            <wp:docPr id="145699731" name="Picture 2" descr="A screenshot of a computer&#10;&#10;AI-generated content may be incorrect."/>
             <wp:cNvGraphicFramePr>
               <a:graphicFrameLocks xmlns:a="http://schemas.openxmlformats.org/drawingml/2006/main" noChangeAspect="1"/>
             </wp:cNvGraphicFramePr>
@@ -10801,11 +10790,11 @@
               <a:graphicData uri="http://schemas.openxmlformats.org/drawingml/2006/picture">
                 <pic:pic xmlns:pic="http://schemas.openxmlformats.org/drawingml/2006/picture">
                   <pic:nvPicPr>
-                    <pic:cNvPr id="1569316534" name="Picture 2" descr="A screenshot of a computer&#10;&#10;AI-generated content may be incorrect."/>
+                    <pic:cNvPr id="145699731" name="Picture 2" descr="A screenshot of a computer&#10;&#10;AI-generated content may be incorrect."/>
                     <pic:cNvPicPr/>
                   </pic:nvPicPr>
                   <pic:blipFill>
-                    <a:blip r:embed="rId9">
+                    <a:blip r:embed="rId9" cstate="print">
                       <a:extLst>
                         <a:ext uri="{28A0092B-C50C-407E-A947-70E740481C1C}">
                           <a14:useLocalDpi xmlns:a14="http://schemas.microsoft.com/office/drawing/2010/main" val="0"/>
@@ -10819,7 +10808,7 @@
                   <pic:spPr>
                     <a:xfrm>
                       <a:off x="0" y="0"/>
-                      <a:ext cx="5731510" cy="5898515"/>
+                      <a:ext cx="5731510" cy="4053205"/>
                     </a:xfrm>
                     <a:prstGeom prst="rect">
                       <a:avLst/>
@@ -10848,66 +10837,6 @@
           <w:rFonts w:ascii="Times New Roman" w:hAnsi="Times New Roman" w:cs="Times New Roman"/>
           <w:sz w:val="28"/>
           <w:szCs w:val="28"/>
-          <w:lang w:val="ru-RU"/>
-        </w:rPr>
-      </w:pPr>
-    </w:p>
-    <w:p>
-      <w:pPr>
-        <w:rPr>
-          <w:rFonts w:ascii="Times New Roman" w:hAnsi="Times New Roman" w:cs="Times New Roman"/>
-          <w:sz w:val="28"/>
-          <w:szCs w:val="28"/>
-          <w:lang w:val="ru-RU"/>
-        </w:rPr>
-      </w:pPr>
-    </w:p>
-    <w:p>
-      <w:pPr>
-        <w:rPr>
-          <w:rFonts w:ascii="Times New Roman" w:hAnsi="Times New Roman" w:cs="Times New Roman"/>
-          <w:sz w:val="28"/>
-          <w:szCs w:val="28"/>
-          <w:lang w:val="ru-RU"/>
-        </w:rPr>
-      </w:pPr>
-    </w:p>
-    <w:p>
-      <w:pPr>
-        <w:rPr>
-          <w:rFonts w:ascii="Times New Roman" w:hAnsi="Times New Roman" w:cs="Times New Roman"/>
-          <w:sz w:val="28"/>
-          <w:szCs w:val="28"/>
-          <w:lang w:val="ru-RU"/>
-        </w:rPr>
-      </w:pPr>
-    </w:p>
-    <w:p>
-      <w:pPr>
-        <w:rPr>
-          <w:rFonts w:ascii="Times New Roman" w:hAnsi="Times New Roman" w:cs="Times New Roman"/>
-          <w:sz w:val="28"/>
-          <w:szCs w:val="28"/>
-          <w:lang w:val="ru-RU"/>
-        </w:rPr>
-      </w:pPr>
-    </w:p>
-    <w:p>
-      <w:pPr>
-        <w:rPr>
-          <w:rFonts w:ascii="Times New Roman" w:hAnsi="Times New Roman" w:cs="Times New Roman"/>
-          <w:sz w:val="28"/>
-          <w:szCs w:val="28"/>
-          <w:lang w:val="ru-RU"/>
-        </w:rPr>
-      </w:pPr>
-    </w:p>
-    <w:p>
-      <w:pPr>
-        <w:rPr>
-          <w:rFonts w:ascii="Times New Roman" w:hAnsi="Times New Roman" w:cs="Times New Roman"/>
-          <w:sz w:val="28"/>
-          <w:szCs w:val="28"/>
           <w:lang w:val="uk-UA"/>
         </w:rPr>
       </w:pPr>
@@ -10919,7 +10848,6 @@
           <w:szCs w:val="28"/>
           <w:lang w:val="ru-RU"/>
         </w:rPr>
-        <w:lastRenderedPageBreak/>
         <w:t>Стор</w:t>
       </w:r>
       <w:proofErr w:type="spellEnd"/>
@@ -10930,7 +10858,7 @@
           <w:szCs w:val="28"/>
           <w:lang w:val="uk-UA"/>
         </w:rPr>
-        <w:t>інка продуктів для клієнта, тут він може додавати товари в корзину, міняти їх кількість, видаляти</w:t>
+        <w:t xml:space="preserve">інка продуктів для клієнта, тут він може </w:t>
       </w:r>
       <w:r>
         <w:rPr>
@@ -10939,30 +10867,30 @@
           <w:szCs w:val="28"/>
           <w:lang w:val="uk-UA"/>
         </w:rPr>
+        <w:t>переглядати товари, додавати в обране, в кошик, лишати відгук</w:t>
+      </w:r>
+      <w:r>
+        <w:rPr>
+          <w:rFonts w:ascii="Times New Roman" w:hAnsi="Times New Roman" w:cs="Times New Roman"/>
+          <w:sz w:val="28"/>
+          <w:szCs w:val="28"/>
+          <w:lang w:val="uk-UA"/>
+        </w:rPr>
         <w:br/>
       </w:r>
       <w:r>
         <w:rPr>
           <w:rFonts w:ascii="Times New Roman" w:hAnsi="Times New Roman" w:cs="Times New Roman"/>
+          <w:noProof/>
           <w:sz w:val="28"/>
           <w:szCs w:val="28"/>
           <w:lang w:val="uk-UA"/>
         </w:rPr>
-        <w:br/>
-      </w:r>
-      <w:r>
-        <w:rPr>
-          <w:rFonts w:ascii="Times New Roman" w:hAnsi="Times New Roman" w:cs="Times New Roman"/>
-          <w:noProof/>
-          <w:sz w:val="28"/>
-          <w:szCs w:val="28"/>
-          <w:lang w:val="uk-UA"/>
-        </w:rPr>
         <w:drawing>
-          <wp:inline distT="0" distB="0" distL="0" distR="0" wp14:anchorId="0FC101AC" wp14:editId="6EAA4DF5">
-            <wp:extent cx="5731510" cy="3476625"/>
-            <wp:effectExtent l="0" t="0" r="0" b="3175"/>
-            <wp:docPr id="1684520751" name="Picture 3" descr="A screenshot of a computer&#10;&#10;AI-generated content may be incorrect."/>
+          <wp:inline distT="0" distB="0" distL="0" distR="0" wp14:anchorId="5E571DB9" wp14:editId="4F7416A8">
+            <wp:extent cx="5731510" cy="3092450"/>
+            <wp:effectExtent l="0" t="0" r="0" b="6350"/>
+            <wp:docPr id="1300710349" name="Picture 3" descr="A screenshot of a computer&#10;&#10;AI-generated content may be incorrect."/>
             <wp:cNvGraphicFramePr>
               <a:graphicFrameLocks xmlns:a="http://schemas.openxmlformats.org/drawingml/2006/main" noChangeAspect="1"/>
             </wp:cNvGraphicFramePr>
@@ -10970,7 +10898,7 @@
               <a:graphicData uri="http://schemas.openxmlformats.org/drawingml/2006/picture">
                 <pic:pic xmlns:pic="http://schemas.openxmlformats.org/drawingml/2006/picture">
                   <pic:nvPicPr>
-                    <pic:cNvPr id="1684520751" name="Picture 3" descr="A screenshot of a computer&#10;&#10;AI-generated content may be incorrect."/>
+                    <pic:cNvPr id="1300710349" name="Picture 3" descr="A screenshot of a computer&#10;&#10;AI-generated content may be incorrect."/>
                     <pic:cNvPicPr/>
                   </pic:nvPicPr>
                   <pic:blipFill>
@@ -10988,7 +10916,7 @@
                   <pic:spPr>
                     <a:xfrm>
                       <a:off x="0" y="0"/>
-                      <a:ext cx="5731510" cy="3476625"/>
+                      <a:ext cx="5731510" cy="3092450"/>
                     </a:xfrm>
                     <a:prstGeom prst="rect">
                       <a:avLst/>
@@ -11000,34 +10928,43 @@
           </wp:inline>
         </w:drawing>
       </w:r>
-    </w:p>
-    <w:p>
-      <w:pPr>
+      <w:r>
         <w:rPr>
           <w:rFonts w:ascii="Times New Roman" w:hAnsi="Times New Roman" w:cs="Times New Roman"/>
           <w:sz w:val="28"/>
           <w:szCs w:val="28"/>
           <w:lang w:val="uk-UA"/>
         </w:rPr>
-      </w:pPr>
-      <w:r>
+        <w:br/>
+      </w:r>
+    </w:p>
+    <w:p>
+      <w:pPr>
         <w:rPr>
           <w:rFonts w:ascii="Times New Roman" w:hAnsi="Times New Roman" w:cs="Times New Roman"/>
           <w:sz w:val="28"/>
           <w:szCs w:val="28"/>
           <w:lang w:val="uk-UA"/>
         </w:rPr>
-        <w:t>Замовлення та їх статуси користувача</w:t>
-      </w:r>
-    </w:p>
-    <w:p>
-      <w:pPr>
+      </w:pPr>
+      <w:r>
         <w:rPr>
           <w:rFonts w:ascii="Times New Roman" w:hAnsi="Times New Roman" w:cs="Times New Roman"/>
           <w:sz w:val="28"/>
           <w:szCs w:val="28"/>
           <w:lang w:val="uk-UA"/>
         </w:rPr>
+        <w:t>Обрані товари</w:t>
+      </w:r>
+    </w:p>
+    <w:p>
+      <w:pPr>
+        <w:rPr>
+          <w:rFonts w:ascii="Times New Roman" w:hAnsi="Times New Roman" w:cs="Times New Roman"/>
+          <w:sz w:val="28"/>
+          <w:szCs w:val="28"/>
+          <w:lang w:val="uk-UA"/>
+        </w:rPr>
       </w:pPr>
       <w:r>
         <w:rPr>
@@ -11038,10 +10975,10 @@
           <w:lang w:val="uk-UA"/>
         </w:rPr>
         <w:drawing>
-          <wp:inline distT="0" distB="0" distL="0" distR="0" wp14:anchorId="5C8CDF4B" wp14:editId="6EE8A90D">
-            <wp:extent cx="5731510" cy="3592830"/>
-            <wp:effectExtent l="0" t="0" r="0" b="1270"/>
-            <wp:docPr id="1057890019" name="Picture 4" descr="A screenshot of a computer&#10;&#10;AI-generated content may be incorrect."/>
+          <wp:inline distT="0" distB="0" distL="0" distR="0" wp14:anchorId="593A2A1B" wp14:editId="1A5F2751">
+            <wp:extent cx="5731510" cy="3703320"/>
+            <wp:effectExtent l="0" t="0" r="0" b="5080"/>
+            <wp:docPr id="1452538506" name="Picture 4" descr="A screenshot of a computer&#10;&#10;AI-generated content may be incorrect."/>
             <wp:cNvGraphicFramePr>
               <a:graphicFrameLocks xmlns:a="http://schemas.openxmlformats.org/drawingml/2006/main" noChangeAspect="1"/>
             </wp:cNvGraphicFramePr>
@@ -11049,7 +10986,7 @@
               <a:graphicData uri="http://schemas.openxmlformats.org/drawingml/2006/picture">
                 <pic:pic xmlns:pic="http://schemas.openxmlformats.org/drawingml/2006/picture">
                   <pic:nvPicPr>
-                    <pic:cNvPr id="1057890019" name="Picture 4" descr="A screenshot of a computer&#10;&#10;AI-generated content may be incorrect."/>
+                    <pic:cNvPr id="1452538506" name="Picture 4" descr="A screenshot of a computer&#10;&#10;AI-generated content may be incorrect."/>
                     <pic:cNvPicPr/>
                   </pic:nvPicPr>
                   <pic:blipFill>
@@ -11067,7 +11004,7 @@
                   <pic:spPr>
                     <a:xfrm>
                       <a:off x="0" y="0"/>
-                      <a:ext cx="5731510" cy="3592830"/>
+                      <a:ext cx="5731510" cy="3703320"/>
                     </a:xfrm>
                     <a:prstGeom prst="rect">
                       <a:avLst/>
@@ -11095,9 +11032,40 @@
           <w:rFonts w:ascii="Times New Roman" w:hAnsi="Times New Roman" w:cs="Times New Roman"/>
           <w:sz w:val="28"/>
           <w:szCs w:val="28"/>
+          <w:lang w:val="en-US"/>
+        </w:rPr>
+      </w:pPr>
+    </w:p>
+    <w:p>
+      <w:pPr>
+        <w:rPr>
+          <w:rFonts w:ascii="Times New Roman" w:hAnsi="Times New Roman" w:cs="Times New Roman"/>
+          <w:sz w:val="28"/>
+          <w:szCs w:val="28"/>
+          <w:lang w:val="en-US"/>
+        </w:rPr>
+      </w:pPr>
+      <w:proofErr w:type="spellStart"/>
+      <w:r>
+        <w:rPr>
+          <w:rFonts w:ascii="Times New Roman" w:hAnsi="Times New Roman" w:cs="Times New Roman"/>
+          <w:sz w:val="28"/>
+          <w:szCs w:val="28"/>
           <w:lang w:val="uk-UA"/>
         </w:rPr>
-      </w:pPr>
+        <w:lastRenderedPageBreak/>
+        <w:t>Джанго</w:t>
+      </w:r>
+      <w:proofErr w:type="spellEnd"/>
+      <w:r>
+        <w:rPr>
+          <w:rFonts w:ascii="Times New Roman" w:hAnsi="Times New Roman" w:cs="Times New Roman"/>
+          <w:sz w:val="28"/>
+          <w:szCs w:val="28"/>
+          <w:lang w:val="uk-UA"/>
+        </w:rPr>
+        <w:t xml:space="preserve"> </w:t>
+      </w:r>
       <w:proofErr w:type="spellStart"/>
       <w:r>
         <w:rPr>
@@ -11106,8 +11074,7 @@
           <w:szCs w:val="28"/>
           <w:lang w:val="uk-UA"/>
         </w:rPr>
-        <w:lastRenderedPageBreak/>
-        <w:t>Адмін</w:t>
+        <w:t>адмін</w:t>
       </w:r>
       <w:proofErr w:type="spellEnd"/>
       <w:r>
@@ -11117,91 +11084,40 @@
           <w:szCs w:val="28"/>
           <w:lang w:val="uk-UA"/>
         </w:rPr>
-        <w:t xml:space="preserve"> панель: якщо </w:t>
-      </w:r>
-      <w:proofErr w:type="spellStart"/>
-      <w:r>
+        <w:t xml:space="preserve"> панель, доступна за посиланням </w:t>
+      </w:r>
+      <w:r>
+        <w:rPr>
+          <w:rFonts w:ascii="Times New Roman" w:hAnsi="Times New Roman" w:cs="Times New Roman"/>
+          <w:sz w:val="28"/>
+          <w:szCs w:val="28"/>
+          <w:lang w:val="en-US"/>
+        </w:rPr>
+        <w:t>/admin</w:t>
+      </w:r>
+    </w:p>
+    <w:p>
+      <w:pPr>
         <w:rPr>
           <w:rFonts w:ascii="Times New Roman" w:hAnsi="Times New Roman" w:cs="Times New Roman"/>
           <w:sz w:val="28"/>
           <w:szCs w:val="28"/>
           <w:lang w:val="uk-UA"/>
         </w:rPr>
-        <w:t>емейл</w:t>
-      </w:r>
-      <w:proofErr w:type="spellEnd"/>
-      <w:r>
-        <w:rPr>
-          <w:rFonts w:ascii="Times New Roman" w:hAnsi="Times New Roman" w:cs="Times New Roman"/>
+      </w:pPr>
+      <w:r>
+        <w:rPr>
+          <w:rFonts w:ascii="Times New Roman" w:hAnsi="Times New Roman" w:cs="Times New Roman"/>
+          <w:noProof/>
           <w:sz w:val="28"/>
           <w:szCs w:val="28"/>
           <w:lang w:val="uk-UA"/>
         </w:rPr>
-        <w:t xml:space="preserve"> користувача який він використовує для входу є в </w:t>
-      </w:r>
-      <w:proofErr w:type="spellStart"/>
-      <w:r>
-        <w:rPr>
-          <w:rFonts w:ascii="Times New Roman" w:hAnsi="Times New Roman" w:cs="Times New Roman"/>
-          <w:sz w:val="28"/>
-          <w:szCs w:val="28"/>
-          <w:lang w:val="uk-UA"/>
-        </w:rPr>
-        <w:t>адмінах</w:t>
-      </w:r>
-      <w:proofErr w:type="spellEnd"/>
-      <w:r>
-        <w:rPr>
-          <w:rFonts w:ascii="Times New Roman" w:hAnsi="Times New Roman" w:cs="Times New Roman"/>
-          <w:sz w:val="28"/>
-          <w:szCs w:val="28"/>
-          <w:lang w:val="uk-UA"/>
-        </w:rPr>
-        <w:t xml:space="preserve">, користувачу доступна </w:t>
-      </w:r>
-      <w:proofErr w:type="spellStart"/>
-      <w:r>
-        <w:rPr>
-          <w:rFonts w:ascii="Times New Roman" w:hAnsi="Times New Roman" w:cs="Times New Roman"/>
-          <w:sz w:val="28"/>
-          <w:szCs w:val="28"/>
-          <w:lang w:val="uk-UA"/>
-        </w:rPr>
-        <w:t>адмін</w:t>
-      </w:r>
-      <w:proofErr w:type="spellEnd"/>
-      <w:r>
-        <w:rPr>
-          <w:rFonts w:ascii="Times New Roman" w:hAnsi="Times New Roman" w:cs="Times New Roman"/>
-          <w:sz w:val="28"/>
-          <w:szCs w:val="28"/>
-          <w:lang w:val="uk-UA"/>
-        </w:rPr>
-        <w:t xml:space="preserve"> панель:</w:t>
-      </w:r>
-    </w:p>
-    <w:p>
-      <w:pPr>
-        <w:rPr>
-          <w:rFonts w:ascii="Times New Roman" w:hAnsi="Times New Roman" w:cs="Times New Roman"/>
-          <w:sz w:val="28"/>
-          <w:szCs w:val="28"/>
-          <w:lang w:val="uk-UA"/>
-        </w:rPr>
-      </w:pPr>
-      <w:r>
-        <w:rPr>
-          <w:rFonts w:ascii="Times New Roman" w:hAnsi="Times New Roman" w:cs="Times New Roman"/>
-          <w:noProof/>
-          <w:sz w:val="28"/>
-          <w:szCs w:val="28"/>
-          <w:lang w:val="uk-UA"/>
-        </w:rPr>
         <w:drawing>
-          <wp:inline distT="0" distB="0" distL="0" distR="0" wp14:anchorId="5942A6E7" wp14:editId="2BA8343C">
-            <wp:extent cx="5731510" cy="3916045"/>
+          <wp:inline distT="0" distB="0" distL="0" distR="0" wp14:anchorId="27DDD0EA" wp14:editId="3E3BE223">
+            <wp:extent cx="5731510" cy="2696210"/>
             <wp:effectExtent l="0" t="0" r="0" b="0"/>
-            <wp:docPr id="675780341" name="Picture 5" descr="A screenshot of a computer&#10;&#10;AI-generated content may be incorrect."/>
+            <wp:docPr id="1158158028" name="Picture 5" descr="A screenshot of a computer&#10;&#10;AI-generated content may be incorrect."/>
             <wp:cNvGraphicFramePr>
               <a:graphicFrameLocks xmlns:a="http://schemas.openxmlformats.org/drawingml/2006/main" noChangeAspect="1"/>
             </wp:cNvGraphicFramePr>
@@ -11209,7 +11125,7 @@
               <a:graphicData uri="http://schemas.openxmlformats.org/drawingml/2006/picture">
                 <pic:pic xmlns:pic="http://schemas.openxmlformats.org/drawingml/2006/picture">
                   <pic:nvPicPr>
-                    <pic:cNvPr id="675780341" name="Picture 5" descr="A screenshot of a computer&#10;&#10;AI-generated content may be incorrect."/>
+                    <pic:cNvPr id="1158158028" name="Picture 5" descr="A screenshot of a computer&#10;&#10;AI-generated content may be incorrect."/>
                     <pic:cNvPicPr/>
                   </pic:nvPicPr>
                   <pic:blipFill>
@@ -11227,7 +11143,7 @@
                   <pic:spPr>
                     <a:xfrm>
                       <a:off x="0" y="0"/>
-                      <a:ext cx="5731510" cy="3916045"/>
+                      <a:ext cx="5731510" cy="2696210"/>
                     </a:xfrm>
                     <a:prstGeom prst="rect">
                       <a:avLst/>
@@ -11246,6 +11162,16 @@
           <w:rFonts w:ascii="Times New Roman" w:hAnsi="Times New Roman" w:cs="Times New Roman"/>
           <w:sz w:val="28"/>
           <w:szCs w:val="28"/>
+          <w:lang w:val="en-US"/>
+        </w:rPr>
+      </w:pPr>
+    </w:p>
+    <w:p>
+      <w:pPr>
+        <w:rPr>
+          <w:rFonts w:ascii="Times New Roman" w:hAnsi="Times New Roman" w:cs="Times New Roman"/>
+          <w:sz w:val="28"/>
+          <w:szCs w:val="28"/>
           <w:lang w:val="uk-UA"/>
         </w:rPr>
       </w:pPr>
@@ -11267,50 +11193,19 @@
         </w:rPr>
         <w:br/>
       </w:r>
-    </w:p>
-    <w:p>
-      <w:pPr>
-        <w:rPr>
-          <w:rFonts w:ascii="Times New Roman" w:hAnsi="Times New Roman" w:cs="Times New Roman"/>
+      <w:r>
+        <w:rPr>
+          <w:rFonts w:ascii="Times New Roman" w:hAnsi="Times New Roman" w:cs="Times New Roman"/>
+          <w:noProof/>
           <w:sz w:val="28"/>
           <w:szCs w:val="28"/>
           <w:lang w:val="uk-UA"/>
         </w:rPr>
-      </w:pPr>
-    </w:p>
-    <w:p>
-      <w:pPr>
-        <w:rPr>
-          <w:rFonts w:ascii="Times New Roman" w:hAnsi="Times New Roman" w:cs="Times New Roman"/>
-          <w:sz w:val="28"/>
-          <w:szCs w:val="28"/>
-          <w:lang w:val="ru-RU"/>
-        </w:rPr>
-      </w:pPr>
-    </w:p>
-    <w:p>
-      <w:pPr>
-        <w:rPr>
-          <w:rFonts w:ascii="Times New Roman" w:hAnsi="Times New Roman" w:cs="Times New Roman"/>
-          <w:sz w:val="28"/>
-          <w:szCs w:val="28"/>
-          <w:lang w:val="uk-UA"/>
-        </w:rPr>
-      </w:pPr>
-      <w:r>
-        <w:rPr>
-          <w:rFonts w:ascii="Times New Roman" w:hAnsi="Times New Roman" w:cs="Times New Roman"/>
-          <w:noProof/>
-          <w:sz w:val="28"/>
-          <w:szCs w:val="28"/>
-          <w:lang w:val="uk-UA"/>
-        </w:rPr>
-        <w:lastRenderedPageBreak/>
         <w:drawing>
-          <wp:inline distT="0" distB="0" distL="0" distR="0" wp14:anchorId="00636A68" wp14:editId="1BB5E1E8">
-            <wp:extent cx="5731510" cy="4372610"/>
-            <wp:effectExtent l="0" t="0" r="0" b="0"/>
-            <wp:docPr id="433915277" name="Picture 6" descr="A screenshot of a computer&#10;&#10;AI-generated content may be incorrect."/>
+          <wp:inline distT="0" distB="0" distL="0" distR="0" wp14:anchorId="7C600556" wp14:editId="1340F677">
+            <wp:extent cx="5731510" cy="2399030"/>
+            <wp:effectExtent l="0" t="0" r="0" b="1270"/>
+            <wp:docPr id="119924099" name="Picture 6" descr="A screenshot of a computer&#10;&#10;AI-generated content may be incorrect."/>
             <wp:cNvGraphicFramePr>
               <a:graphicFrameLocks xmlns:a="http://schemas.openxmlformats.org/drawingml/2006/main" noChangeAspect="1"/>
             </wp:cNvGraphicFramePr>
@@ -11318,7 +11213,7 @@
               <a:graphicData uri="http://schemas.openxmlformats.org/drawingml/2006/picture">
                 <pic:pic xmlns:pic="http://schemas.openxmlformats.org/drawingml/2006/picture">
                   <pic:nvPicPr>
-                    <pic:cNvPr id="433915277" name="Picture 6" descr="A screenshot of a computer&#10;&#10;AI-generated content may be incorrect."/>
+                    <pic:cNvPr id="119924099" name="Picture 6" descr="A screenshot of a computer&#10;&#10;AI-generated content may be incorrect."/>
                     <pic:cNvPicPr/>
                   </pic:nvPicPr>
                   <pic:blipFill>
@@ -11336,7 +11231,7 @@
                   <pic:spPr>
                     <a:xfrm>
                       <a:off x="0" y="0"/>
-                      <a:ext cx="5731510" cy="4372610"/>
+                      <a:ext cx="5731510" cy="2399030"/>
                     </a:xfrm>
                     <a:prstGeom prst="rect">
                       <a:avLst/>
@@ -11365,132 +11260,37 @@
           <w:rFonts w:ascii="Times New Roman" w:hAnsi="Times New Roman" w:cs="Times New Roman"/>
           <w:sz w:val="28"/>
           <w:szCs w:val="28"/>
-          <w:lang w:val="uk-UA"/>
-        </w:rPr>
-      </w:pPr>
-      <w:r>
-        <w:rPr>
-          <w:rFonts w:ascii="Times New Roman" w:hAnsi="Times New Roman" w:cs="Times New Roman"/>
-          <w:sz w:val="28"/>
-          <w:szCs w:val="28"/>
-          <w:lang w:val="uk-UA"/>
-        </w:rPr>
-        <w:t xml:space="preserve">Також </w:t>
-      </w:r>
-      <w:proofErr w:type="spellStart"/>
-      <w:r>
-        <w:rPr>
-          <w:rFonts w:ascii="Times New Roman" w:hAnsi="Times New Roman" w:cs="Times New Roman"/>
-          <w:sz w:val="28"/>
-          <w:szCs w:val="28"/>
-          <w:lang w:val="uk-UA"/>
-        </w:rPr>
-        <w:t>адміну</w:t>
-      </w:r>
-      <w:proofErr w:type="spellEnd"/>
-      <w:r>
-        <w:rPr>
-          <w:rFonts w:ascii="Times New Roman" w:hAnsi="Times New Roman" w:cs="Times New Roman"/>
-          <w:sz w:val="28"/>
-          <w:szCs w:val="28"/>
-          <w:lang w:val="uk-UA"/>
-        </w:rPr>
-        <w:t xml:space="preserve"> доступна панель управління замовленнями, тут він може міняти статуси виконання замовлення</w:t>
-      </w:r>
-      <w:r>
-        <w:rPr>
-          <w:rFonts w:ascii="Times New Roman" w:hAnsi="Times New Roman" w:cs="Times New Roman"/>
-          <w:sz w:val="28"/>
-          <w:szCs w:val="28"/>
-          <w:lang w:val="uk-UA"/>
-        </w:rPr>
-        <w:br/>
-      </w:r>
-    </w:p>
-    <w:p>
-      <w:pPr>
-        <w:rPr>
-          <w:rFonts w:ascii="Times New Roman" w:hAnsi="Times New Roman" w:cs="Times New Roman"/>
-          <w:sz w:val="28"/>
-          <w:szCs w:val="28"/>
-          <w:lang w:val="uk-UA"/>
-        </w:rPr>
-      </w:pPr>
-      <w:r>
-        <w:rPr>
-          <w:rFonts w:ascii="Times New Roman" w:hAnsi="Times New Roman" w:cs="Times New Roman"/>
-          <w:noProof/>
-          <w:sz w:val="28"/>
-          <w:szCs w:val="28"/>
-          <w:lang w:val="uk-UA"/>
-        </w:rPr>
-        <w:drawing>
-          <wp:inline distT="0" distB="0" distL="0" distR="0" wp14:anchorId="193779E1" wp14:editId="56808688">
-            <wp:extent cx="5731510" cy="3138805"/>
-            <wp:effectExtent l="0" t="0" r="0" b="0"/>
-            <wp:docPr id="782903119" name="Picture 7" descr="A screenshot of a computer&#10;&#10;AI-generated content may be incorrect."/>
-            <wp:cNvGraphicFramePr>
-              <a:graphicFrameLocks xmlns:a="http://schemas.openxmlformats.org/drawingml/2006/main" noChangeAspect="1"/>
-            </wp:cNvGraphicFramePr>
-            <a:graphic xmlns:a="http://schemas.openxmlformats.org/drawingml/2006/main">
-              <a:graphicData uri="http://schemas.openxmlformats.org/drawingml/2006/picture">
-                <pic:pic xmlns:pic="http://schemas.openxmlformats.org/drawingml/2006/picture">
-                  <pic:nvPicPr>
-                    <pic:cNvPr id="782903119" name="Picture 7" descr="A screenshot of a computer&#10;&#10;AI-generated content may be incorrect."/>
-                    <pic:cNvPicPr/>
-                  </pic:nvPicPr>
-                  <pic:blipFill>
-                    <a:blip r:embed="rId14" cstate="print">
-                      <a:extLst>
-                        <a:ext uri="{28A0092B-C50C-407E-A947-70E740481C1C}">
-                          <a14:useLocalDpi xmlns:a14="http://schemas.microsoft.com/office/drawing/2010/main" val="0"/>
-                        </a:ext>
-                      </a:extLst>
-                    </a:blip>
-                    <a:stretch>
-                      <a:fillRect/>
-                    </a:stretch>
-                  </pic:blipFill>
-                  <pic:spPr>
-                    <a:xfrm>
-                      <a:off x="0" y="0"/>
-                      <a:ext cx="5731510" cy="3138805"/>
-                    </a:xfrm>
-                    <a:prstGeom prst="rect">
-                      <a:avLst/>
-                    </a:prstGeom>
-                  </pic:spPr>
-                </pic:pic>
-              </a:graphicData>
-            </a:graphic>
-          </wp:inline>
-        </w:drawing>
-      </w:r>
-    </w:p>
-    <w:p>
-      <w:pPr>
-        <w:spacing w:after="0" w:line="270" w:lineRule="atLeast"/>
-        <w:rPr>
-          <w:rFonts w:ascii="Times New Roman" w:eastAsia="Times New Roman" w:hAnsi="Times New Roman" w:cs="Times New Roman"/>
-          <w:color w:val="000000" w:themeColor="text1"/>
-          <w:kern w:val="0"/>
-          <w:sz w:val="28"/>
-          <w:szCs w:val="28"/>
-          <w:lang w:val="en-UA"/>
-          <w14:ligatures w14:val="none"/>
-        </w:rPr>
-      </w:pPr>
-      <w:r>
-        <w:rPr>
-          <w:rFonts w:ascii="Times New Roman" w:eastAsia="Times New Roman" w:hAnsi="Times New Roman" w:cs="Times New Roman"/>
-          <w:color w:val="000000" w:themeColor="text1"/>
-          <w:kern w:val="0"/>
-          <w:sz w:val="28"/>
-          <w:szCs w:val="28"/>
-          <w:lang w:val="en-UA"/>
-          <w14:ligatures w14:val="none"/>
-        </w:rPr>
-        <w:lastRenderedPageBreak/>
+          <w:lang w:val="en-US"/>
+        </w:rPr>
+      </w:pPr>
+    </w:p>
+    <w:p>
+      <w:pPr>
+        <w:spacing w:after="0" w:line="270" w:lineRule="atLeast"/>
+        <w:rPr>
+          <w:rFonts w:ascii="Times New Roman" w:eastAsia="Times New Roman" w:hAnsi="Times New Roman" w:cs="Times New Roman"/>
+          <w:b/>
+          <w:bCs/>
+          <w:color w:val="000000" w:themeColor="text1"/>
+          <w:kern w:val="0"/>
+          <w:sz w:val="28"/>
+          <w:szCs w:val="28"/>
+          <w:lang w:val="en-UA"/>
+          <w14:ligatures w14:val="none"/>
+        </w:rPr>
+      </w:pPr>
+      <w:r>
+        <w:rPr>
+          <w:rFonts w:ascii="Times New Roman" w:eastAsia="Times New Roman" w:hAnsi="Times New Roman" w:cs="Times New Roman"/>
+          <w:b/>
+          <w:bCs/>
+          <w:color w:val="000000" w:themeColor="text1"/>
+          <w:kern w:val="0"/>
+          <w:sz w:val="28"/>
+          <w:szCs w:val="28"/>
+          <w:lang w:val="en-UA"/>
+          <w14:ligatures w14:val="none"/>
+        </w:rPr>
         <w:t>Висновки</w:t>
       </w:r>
     </w:p>
@@ -11517,83 +11317,7 @@
           <w:lang w:val="en-UA"/>
           <w14:ligatures w14:val="none"/>
         </w:rPr>
-        <w:t xml:space="preserve">В результаті виконання лабораторної роботи було створено сучасний та зручний інтерфейс онлайн-магазину з розширеною функціональністю. Особлива увага була приділена користувацькому досвіду та естетичному вигляду. </w:t>
-      </w:r>
-      <w:r>
-        <w:rPr>
-          <w:rFonts w:ascii="Times New Roman" w:eastAsia="Times New Roman" w:hAnsi="Times New Roman" w:cs="Times New Roman"/>
-          <w:color w:val="000000" w:themeColor="text1"/>
-          <w:kern w:val="0"/>
-          <w:sz w:val="28"/>
-          <w:szCs w:val="28"/>
-          <w:lang w:val="uk-UA"/>
-          <w14:ligatures w14:val="none"/>
-        </w:rPr>
-        <w:t xml:space="preserve">Головною доробкою був перехід на базу даних </w:t>
-      </w:r>
-      <w:proofErr w:type="spellStart"/>
-      <w:r>
-        <w:rPr>
-          <w:rFonts w:ascii="Times New Roman" w:eastAsia="Times New Roman" w:hAnsi="Times New Roman" w:cs="Times New Roman"/>
-          <w:color w:val="000000" w:themeColor="text1"/>
-          <w:kern w:val="0"/>
-          <w:sz w:val="28"/>
-          <w:szCs w:val="28"/>
-          <w:lang w:val="uk-UA"/>
-          <w14:ligatures w14:val="none"/>
-        </w:rPr>
-        <w:t>монго</w:t>
-      </w:r>
-      <w:proofErr w:type="spellEnd"/>
-      <w:r>
-        <w:rPr>
-          <w:rFonts w:ascii="Times New Roman" w:eastAsia="Times New Roman" w:hAnsi="Times New Roman" w:cs="Times New Roman"/>
-          <w:color w:val="000000" w:themeColor="text1"/>
-          <w:kern w:val="0"/>
-          <w:sz w:val="28"/>
-          <w:szCs w:val="28"/>
-          <w:lang w:val="uk-UA"/>
-          <w14:ligatures w14:val="none"/>
-        </w:rPr>
-        <w:t xml:space="preserve"> </w:t>
-      </w:r>
-      <w:proofErr w:type="spellStart"/>
-      <w:r>
-        <w:rPr>
-          <w:rFonts w:ascii="Times New Roman" w:eastAsia="Times New Roman" w:hAnsi="Times New Roman" w:cs="Times New Roman"/>
-          <w:color w:val="000000" w:themeColor="text1"/>
-          <w:kern w:val="0"/>
-          <w:sz w:val="28"/>
-          <w:szCs w:val="28"/>
-          <w:lang w:val="uk-UA"/>
-          <w14:ligatures w14:val="none"/>
-        </w:rPr>
-        <w:t>дб</w:t>
-      </w:r>
-      <w:proofErr w:type="spellEnd"/>
-      <w:r>
-        <w:rPr>
-          <w:rFonts w:ascii="Times New Roman" w:eastAsia="Times New Roman" w:hAnsi="Times New Roman" w:cs="Times New Roman"/>
-          <w:color w:val="000000" w:themeColor="text1"/>
-          <w:kern w:val="0"/>
-          <w:sz w:val="28"/>
-          <w:szCs w:val="28"/>
-          <w:lang w:val="uk-UA"/>
-          <w14:ligatures w14:val="none"/>
-        </w:rPr>
-        <w:t xml:space="preserve">. </w:t>
-      </w:r>
-      <w:r>
-        <w:rPr>
-          <w:rFonts w:ascii="Times New Roman" w:eastAsia="Times New Roman" w:hAnsi="Times New Roman" w:cs="Times New Roman"/>
-          <w:color w:val="000000" w:themeColor="text1"/>
-          <w:kern w:val="0"/>
-          <w:sz w:val="28"/>
-          <w:szCs w:val="28"/>
-          <w:lang w:val="en-UA"/>
-          <w14:ligatures w14:val="none"/>
-        </w:rPr>
-        <w:t>Реалізовані покращення значно підвищили зручність використання магазину як для користувачів, так і для адміністраторів.</w:t>
+        <w:t>В ході виконання лабораторної роботи було створено функціональний веб-додаток інтернет-магазину з використанням Django. Проект демонструє практичне застосування MVT архітектури та сучасних підходів до веб-розробки. Особлива увага була приділена структуруванню коду, створенню зручного користувацького інтерфейсу та реалізації основних функцій e-commerce платформи.</w:t>
       </w:r>
     </w:p>
     <w:p>
@@ -11607,7 +11331,7 @@
       </w:pPr>
     </w:p>
     <w:sectPr>
-      <w:footerReference w:type="default" r:id="rId15"/>
+      <w:footerReference w:type="default" r:id="rId14"/>
       <w:pgSz w:w="11906" w:h="16838"/>
       <w:pgMar w:top="1440" w:right="1440" w:bottom="1440" w:left="1440" w:header="708" w:footer="708" w:gutter="0"/>
       <w:cols w:space="708"/>
